--- a/스페인판/학습자료/8부/8부_7화_학습노트.docx
+++ b/스페인판/학습자료/8부/8부_7화_학습노트.docx
@@ -635,7 +635,7 @@
                 <w:i w:val="0"/>
                 <w:sz w:val="20"/>
               </w:rPr>
-              <w:t>«una vecina, Rosario»</w:t>
+              <w:t>«una vecina, Paquita»</w:t>
             </w:r>
           </w:p>
         </w:tc>
@@ -1916,7 +1916,7 @@
           <w:i w:val="0"/>
           <w:sz w:val="22"/>
         </w:rPr>
-        <w:t>쓰임·뉘앙스: ser de + 부정사 = 그런 성향의 사람. 로사리오가 카르멘을 한 줄로 요약한다.</w:t>
+        <w:t>쓰임·뉘앙스: ser de + 부정사 = 그런 성향의 사람. 파키타가 카르멘을 한 줄로 요약한다.</w:t>
       </w:r>
     </w:p>
     <w:p>
@@ -2124,7 +2124,7 @@
           <w:color w:val="1F3864"/>
           <w:sz w:val="26"/>
         </w:rPr>
-        <w:t>로사리오 — 이웃의 구어</w:t>
+        <w:t>파키타 — 이웃의 구어</w:t>
       </w:r>
     </w:p>
     <w:p>
@@ -3877,7 +3877,7 @@
           <w:i w:val="0"/>
           <w:sz w:val="22"/>
         </w:rPr>
-        <w:t>: 로사리오 «Ella no era de decirlo. Era de guardarlo.» 카르멘의 성격 한 줄 요약. 마누의 «Es de los que se pueden perdonar»는 잘못을 종류로 나눈다.</w:t>
+        <w:t>: 파키타 «Ella no era de decirlo. Era de guardarlo.» 카르멘의 성격 한 줄 요약. 마누의 «Es de los que se pueden perdonar»는 잘못을 종류로 나눈다.</w:t>
       </w:r>
     </w:p>
     <w:p>
